--- a/downloads/teacher/05 Materials/Unit 04/Slides/Slides 04.16 - Careers in Housing Interior Design and Sustainability.docx
+++ b/downloads/teacher/05 Materials/Unit 04/Slides/Slides 04.16 - Careers in Housing Interior Design and Sustainability.docx
@@ -17,16 +17,7 @@
         <w:pStyle w:val="FirstParagraph"/>
       </w:pPr>
       <w:r>
-        <w:t xml:space="preserve">Slide outline for Lesson 4.16. Thirteen slides, one day. Every pay figure on these slides is marked</w:t>
-      </w:r>
-      <w:r>
-        <w:t xml:space="preserve"> </w:t>
-      </w:r>
-      <w:r>
-        <w:rPr>
-          <w:rStyle w:val="TeacherNote"/>
-        </w:rPr>
-        <w:t xml:space="preserve">[update]. [Sal: pull the current median from bls.gov/ooh before you teach this, and put your local BOCES or CTE partner on slide 13.]</w:t>
+        <w:t xml:space="preserve">Slide outline for Lesson 4.16. Thirteen slides, one day. Every pay figure on these slides is to be refreshed before teaching.</w:t>
       </w:r>
     </w:p>
     <w:p>
@@ -248,7 +239,7 @@
         <w:t xml:space="preserve"> </w:t>
       </w:r>
       <w:r>
-        <w:t xml:space="preserve">Image: a chain of five linked icons: a drafting pen, a paint chip fan, a leaf on a blueprint, a tree and a path.</w:t>
+        <w:t xml:space="preserve">Image: a chain of four linked icons: a drafting pen, a paint chip fan, a leaf on a blueprint, a tree and a path.</w:t>
       </w:r>
       <w:r>
         <w:t xml:space="preserve"> </w:t>
@@ -518,15 +509,6 @@
       <w:r>
         <w:t xml:space="preserve">Electrician: median about $62,000</w:t>
       </w:r>
-      <w:r>
-        <w:t xml:space="preserve"> </w:t>
-      </w:r>
-      <w:r>
-        <w:rPr>
-          <w:rStyle w:val="TeacherNote"/>
-        </w:rPr>
-        <w:t xml:space="preserve">[update]</w:t>
-      </w:r>
     </w:p>
     <w:p>
       <w:pPr>
@@ -539,15 +521,6 @@
       <w:r>
         <w:t xml:space="preserve">Interior designer: median about $62,000</w:t>
       </w:r>
-      <w:r>
-        <w:t xml:space="preserve"> </w:t>
-      </w:r>
-      <w:r>
-        <w:rPr>
-          <w:rStyle w:val="TeacherNote"/>
-        </w:rPr>
-        <w:t xml:space="preserve">[update]</w:t>
-      </w:r>
     </w:p>
     <w:p>
       <w:pPr>
@@ -560,15 +533,6 @@
       <w:r>
         <w:t xml:space="preserve">Plumber: about $63,000. HVAC: about $60,000.</w:t>
       </w:r>
-      <w:r>
-        <w:t xml:space="preserve"> </w:t>
-      </w:r>
-      <w:r>
-        <w:rPr>
-          <w:rStyle w:val="TeacherNote"/>
-        </w:rPr>
-        <w:t xml:space="preserve">[update]</w:t>
-      </w:r>
     </w:p>
     <w:p>
       <w:pPr>
@@ -581,15 +545,6 @@
       <w:r>
         <w:t xml:space="preserve">Architect: about $95,000. Construction manager: about $105,000.</w:t>
       </w:r>
-      <w:r>
-        <w:t xml:space="preserve"> </w:t>
-      </w:r>
-      <w:r>
-        <w:rPr>
-          <w:rStyle w:val="TeacherNote"/>
-        </w:rPr>
-        <w:t xml:space="preserve">[update]</w:t>
-      </w:r>
     </w:p>
     <w:p>
       <w:pPr>
@@ -602,15 +557,6 @@
       <w:r>
         <w:t xml:space="preserve">Furniture maker: about $42,000. Real estate agent: about $55,000, on commission.</w:t>
       </w:r>
-      <w:r>
-        <w:t xml:space="preserve"> </w:t>
-      </w:r>
-      <w:r>
-        <w:rPr>
-          <w:rStyle w:val="TeacherNote"/>
-        </w:rPr>
-        <w:t xml:space="preserve">[update]</w:t>
-      </w:r>
     </w:p>
     <w:p>
       <w:pPr>
@@ -1003,7 +949,7 @@
         <w:pStyle w:val="FirstParagraph"/>
       </w:pPr>
       <w:r>
-        <w:t xml:space="preserve">Notes: four minutes. Facts are stated as a direction, not a figure, so nothing on this slide goes stale. Take three predictions out loud and push each one to name its fact and its technology. Block the gadget answer with one question:</w:t>
+        <w:t xml:space="preserve">Notes: Four minutes. Facts are stated as a direction, not a figure, so nothing on this slide goes stale. Take three predictions out loud and push each one to name its fact and its technology. Block the gadget answer with one question:</w:t>
       </w:r>
       <w:r>
         <w:t xml:space="preserve"> </w:t>
@@ -1097,16 +1043,7 @@
         <w:pStyle w:val="Compact"/>
       </w:pPr>
       <w:r>
-        <w:t xml:space="preserve">The CTE programs near us that lead to these trades:</w:t>
-      </w:r>
-      <w:r>
-        <w:t xml:space="preserve"> </w:t>
-      </w:r>
-      <w:r>
-        <w:rPr>
-          <w:rStyle w:val="TeacherNote"/>
-        </w:rPr>
-        <w:t xml:space="preserve">[Sal: name the local BOCES or your school’s high school CTE partner]</w:t>
+        <w:t xml:space="preserve">The CTE programs near us that lead to these trades: the local BOCES or high school CTE partner</w:t>
       </w:r>
     </w:p>
     <w:p>
@@ -1119,21 +1056,6 @@
       </w:pPr>
       <w:r>
         <w:t xml:space="preserve">Write one program name on your self-check</w:t>
-      </w:r>
-    </w:p>
-    <w:p>
-      <w:pPr>
-        <w:numPr>
-          <w:ilvl w:val="0"/>
-          <w:numId w:val="1013"/>
-        </w:numPr>
-        <w:pStyle w:val="Compact"/>
-      </w:pPr>
-      <w:r>
-        <w:rPr>
-          <w:rStyle w:val="TeacherNote"/>
-        </w:rPr>
-        <w:t xml:space="preserve">[Sal: two sentences on your own path, business degree to MBA to Oracle to fitness to this classroom. A path bends.]</w:t>
       </w:r>
     </w:p>
     <w:p>
